--- a/web/public/legal/signal-advisory-msa-template.docx
+++ b/web/public/legal/signal-advisory-msa-template.docx
@@ -2,7 +2,62 @@
 <file path=word/document.xml><?xml version="1.0" encoding="utf-8"?>
 <w:document xmlns:w="http://schemas.openxmlformats.org/wordprocessingml/2006/main" xmlns:m="http://schemas.openxmlformats.org/officeDocument/2006/math" xmlns:r="http://schemas.openxmlformats.org/officeDocument/2006/relationships" xmlns:o="urn:schemas-microsoft-com:office:office" xmlns:v="urn:schemas-microsoft-com:vml" xmlns:w10="urn:schemas-microsoft-com:office:word" xmlns:a="http://schemas.openxmlformats.org/drawingml/2006/main" xmlns:pic="http://schemas.openxmlformats.org/drawingml/2006/picture" xmlns:wp="http://schemas.openxmlformats.org/drawingml/2006/wordprocessingDrawing">
   <w:body>
-    <w:bookmarkStart w:id="34" w:name="master-services-agreement"/>
+    <w:p>
+      <w:pPr>
+        <w:pStyle w:val="CaptionedFigure"/>
+      </w:pPr>
+      <w:r>
+        <w:drawing>
+          <wp:inline>
+            <wp:extent cx="4114800" cy="822960"/>
+            <wp:effectExtent b="0" l="0" r="0" t="0"/>
+            <wp:docPr descr="Signal Advisory" title="" id="21" name="Picture"/>
+            <a:graphic>
+              <a:graphicData uri="http://schemas.openxmlformats.org/drawingml/2006/picture">
+                <pic:pic>
+                  <pic:nvPicPr>
+                    <pic:cNvPr descr="/Users/brandonmurphy/Downloads/signal/legal/.doc-header-logo.png" id="22" name="Picture"/>
+                    <pic:cNvPicPr>
+                      <a:picLocks noChangeArrowheads="1" noChangeAspect="1"/>
+                    </pic:cNvPicPr>
+                  </pic:nvPicPr>
+                  <pic:blipFill>
+                    <a:blip r:embed="rId20"/>
+                    <a:stretch>
+                      <a:fillRect/>
+                    </a:stretch>
+                  </pic:blipFill>
+                  <pic:spPr bwMode="auto">
+                    <a:xfrm>
+                      <a:off x="0" y="0"/>
+                      <a:ext cx="4114800" cy="822960"/>
+                    </a:xfrm>
+                    <a:prstGeom prst="rect">
+                      <a:avLst/>
+                    </a:prstGeom>
+                    <a:noFill/>
+                    <a:ln w="9525">
+                      <a:noFill/>
+                      <a:headEnd/>
+                      <a:tailEnd/>
+                    </a:ln>
+                  </pic:spPr>
+                </pic:pic>
+              </a:graphicData>
+            </a:graphic>
+          </wp:inline>
+        </w:drawing>
+      </w:r>
+    </w:p>
+    <w:p>
+      <w:pPr>
+        <w:pStyle w:val="ImageCaption"/>
+      </w:pPr>
+      <w:r>
+        <w:t xml:space="preserve">Signal Advisory</w:t>
+      </w:r>
+    </w:p>
+    <w:bookmarkStart w:id="37" w:name="master-services-agreement"/>
     <w:p>
       <w:pPr>
         <w:pStyle w:val="Heading1"/>
@@ -257,7 +312,7 @@
         </w:pict>
       </w:r>
     </w:p>
-    <w:bookmarkStart w:id="20" w:name="services"/>
+    <w:bookmarkStart w:id="23" w:name="services"/>
     <w:p>
       <w:pPr>
         <w:pStyle w:val="Heading2"/>
@@ -380,8 +435,8 @@
         </w:pict>
       </w:r>
     </w:p>
-    <w:bookmarkEnd w:id="20"/>
-    <w:bookmarkStart w:id="21" w:name="fees-and-payment"/>
+    <w:bookmarkEnd w:id="23"/>
+    <w:bookmarkStart w:id="24" w:name="fees-and-payment"/>
     <w:p>
       <w:pPr>
         <w:pStyle w:val="Heading2"/>
@@ -503,8 +558,8 @@
         </w:pict>
       </w:r>
     </w:p>
-    <w:bookmarkEnd w:id="21"/>
-    <w:bookmarkStart w:id="22" w:name="term-and-termination"/>
+    <w:bookmarkEnd w:id="24"/>
+    <w:bookmarkStart w:id="25" w:name="term-and-termination"/>
     <w:p>
       <w:pPr>
         <w:pStyle w:val="Heading2"/>
@@ -592,8 +647,8 @@
         </w:pict>
       </w:r>
     </w:p>
-    <w:bookmarkEnd w:id="22"/>
-    <w:bookmarkStart w:id="23" w:name="confidentiality"/>
+    <w:bookmarkEnd w:id="25"/>
+    <w:bookmarkStart w:id="26" w:name="confidentiality"/>
     <w:p>
       <w:pPr>
         <w:pStyle w:val="Heading2"/>
@@ -769,8 +824,8 @@
         </w:pict>
       </w:r>
     </w:p>
-    <w:bookmarkEnd w:id="23"/>
-    <w:bookmarkStart w:id="24" w:name="intellectual-property"/>
+    <w:bookmarkEnd w:id="26"/>
+    <w:bookmarkStart w:id="27" w:name="intellectual-property"/>
     <w:p>
       <w:pPr>
         <w:pStyle w:val="Heading2"/>
@@ -890,8 +945,8 @@
         </w:pict>
       </w:r>
     </w:p>
-    <w:bookmarkEnd w:id="24"/>
-    <w:bookmarkStart w:id="25" w:name="Xb75027263b4dfd2fd36b2b9d09031ac33f19560"/>
+    <w:bookmarkEnd w:id="27"/>
+    <w:bookmarkStart w:id="28" w:name="Xb75027263b4dfd2fd36b2b9d09031ac33f19560"/>
     <w:p>
       <w:pPr>
         <w:pStyle w:val="Heading2"/>
@@ -993,8 +1048,8 @@
         </w:pict>
       </w:r>
     </w:p>
-    <w:bookmarkEnd w:id="25"/>
-    <w:bookmarkStart w:id="26" w:name="limitation-of-liability"/>
+    <w:bookmarkEnd w:id="28"/>
+    <w:bookmarkStart w:id="29" w:name="limitation-of-liability"/>
     <w:p>
       <w:pPr>
         <w:pStyle w:val="Heading2"/>
@@ -1072,8 +1127,8 @@
         </w:pict>
       </w:r>
     </w:p>
-    <w:bookmarkEnd w:id="26"/>
-    <w:bookmarkStart w:id="27" w:name="indemnification"/>
+    <w:bookmarkEnd w:id="29"/>
+    <w:bookmarkStart w:id="30" w:name="indemnification"/>
     <w:p>
       <w:pPr>
         <w:pStyle w:val="Heading2"/>
@@ -1143,8 +1198,8 @@
         </w:pict>
       </w:r>
     </w:p>
-    <w:bookmarkEnd w:id="27"/>
-    <w:bookmarkStart w:id="28" w:name="insurance"/>
+    <w:bookmarkEnd w:id="30"/>
+    <w:bookmarkStart w:id="31" w:name="insurance"/>
     <w:p>
       <w:pPr>
         <w:pStyle w:val="Heading2"/>
@@ -1168,8 +1223,8 @@
         </w:pict>
       </w:r>
     </w:p>
-    <w:bookmarkEnd w:id="28"/>
-    <w:bookmarkStart w:id="29" w:name="non-solicitation"/>
+    <w:bookmarkEnd w:id="31"/>
+    <w:bookmarkStart w:id="32" w:name="non-solicitation"/>
     <w:p>
       <w:pPr>
         <w:pStyle w:val="Heading2"/>
@@ -1209,8 +1264,8 @@
         </w:pict>
       </w:r>
     </w:p>
-    <w:bookmarkEnd w:id="29"/>
-    <w:bookmarkStart w:id="30" w:name="X4aea9a64b5cb66b061526d2f6448ebfb83485e4"/>
+    <w:bookmarkEnd w:id="32"/>
+    <w:bookmarkStart w:id="33" w:name="X4aea9a64b5cb66b061526d2f6448ebfb83485e4"/>
     <w:p>
       <w:pPr>
         <w:pStyle w:val="Heading2"/>
@@ -1262,8 +1317,8 @@
         </w:pict>
       </w:r>
     </w:p>
-    <w:bookmarkEnd w:id="30"/>
-    <w:bookmarkStart w:id="31" w:name="compliance-with-laws"/>
+    <w:bookmarkEnd w:id="33"/>
+    <w:bookmarkStart w:id="34" w:name="compliance-with-laws"/>
     <w:p>
       <w:pPr>
         <w:pStyle w:val="Heading2"/>
@@ -1287,8 +1342,8 @@
         </w:pict>
       </w:r>
     </w:p>
-    <w:bookmarkEnd w:id="31"/>
-    <w:bookmarkStart w:id="32" w:name="force-majeure"/>
+    <w:bookmarkEnd w:id="34"/>
+    <w:bookmarkStart w:id="35" w:name="force-majeure"/>
     <w:p>
       <w:pPr>
         <w:pStyle w:val="Heading2"/>
@@ -1312,8 +1367,8 @@
         </w:pict>
       </w:r>
     </w:p>
-    <w:bookmarkEnd w:id="32"/>
-    <w:bookmarkStart w:id="33" w:name="general-provisions"/>
+    <w:bookmarkEnd w:id="35"/>
+    <w:bookmarkStart w:id="36" w:name="general-provisions"/>
     <w:p>
       <w:pPr>
         <w:pStyle w:val="Heading2"/>
@@ -1756,8 +1811,8 @@
         </w:tc>
       </w:tr>
     </w:tbl>
-    <w:bookmarkEnd w:id="33"/>
-    <w:bookmarkEnd w:id="34"/>
+    <w:bookmarkEnd w:id="36"/>
+    <w:bookmarkEnd w:id="37"/>
     <w:sectPr/>
   </w:body>
 </w:document>
@@ -1934,6 +1989,7 @@
       <w:kern w:val="28"/>
       <w:sz w:val="56"/>
       <w:szCs w:val="56"/>
+      <w:color w:val="C9462C"/>
     </w:rPr>
   </w:style>
   <w:style w:customStyle="1" w:styleId="TitleChar" w:type="character">
@@ -2060,7 +2116,7 @@
     </w:pPr>
     <w:rPr>
       <w:rFonts w:asciiTheme="majorHAnsi" w:cstheme="majorBidi" w:eastAsiaTheme="majorEastAsia" w:hAnsiTheme="majorHAnsi"/>
-      <w:color w:themeColor="accent1" w:themeShade="BF" w:val="0F4761"/>
+      <w:color w:themeColor="accent1" w:themeShade="BF" w:val="1A1F24"/>
       <w:sz w:val="40"/>
       <w:szCs w:val="40"/>
     </w:rPr>
@@ -2083,7 +2139,7 @@
     </w:pPr>
     <w:rPr>
       <w:rFonts w:asciiTheme="majorHAnsi" w:cstheme="majorBidi" w:eastAsiaTheme="majorEastAsia" w:hAnsiTheme="majorHAnsi"/>
-      <w:color w:themeColor="accent1" w:themeShade="BF" w:val="0F4761"/>
+      <w:color w:themeColor="accent1" w:themeShade="BF" w:val="C9462C"/>
       <w:sz w:val="32"/>
       <w:szCs w:val="32"/>
     </w:rPr>
@@ -2106,7 +2162,7 @@
     </w:pPr>
     <w:rPr>
       <w:rFonts w:cstheme="majorBidi" w:eastAsiaTheme="majorEastAsia"/>
-      <w:color w:themeColor="accent1" w:themeShade="BF" w:val="0F4761"/>
+      <w:color w:themeColor="accent1" w:themeShade="BF" w:val="2F4A3C"/>
       <w:sz w:val="28"/>
       <w:szCs w:val="28"/>
     </w:rPr>
